--- a/Task1B_DesignDocs_AllDesigns_722957_Adewuyi_A.docx
+++ b/Task1B_DesignDocs_AllDesigns_722957_Adewuyi_A.docx
@@ -522,7 +522,7 @@
                 <w:noProof/>
                 <w:webHidden/>
               </w:rPr>
-              <w:t>8</w:t>
+              <w:t>7</w:t>
             </w:r>
             <w:r>
               <w:rPr>
@@ -592,7 +592,7 @@
                 <w:noProof/>
                 <w:webHidden/>
               </w:rPr>
-              <w:t>10</w:t>
+              <w:t>9</w:t>
             </w:r>
             <w:r>
               <w:rPr>
@@ -663,7 +663,7 @@
                 <w:noProof/>
                 <w:webHidden/>
               </w:rPr>
-              <w:t>10</w:t>
+              <w:t>9</w:t>
             </w:r>
             <w:r>
               <w:rPr>
@@ -734,7 +734,7 @@
                 <w:noProof/>
                 <w:webHidden/>
               </w:rPr>
-              <w:t>10</w:t>
+              <w:t>9</w:t>
             </w:r>
             <w:r>
               <w:rPr>
@@ -805,7 +805,7 @@
                 <w:noProof/>
                 <w:webHidden/>
               </w:rPr>
-              <w:t>10</w:t>
+              <w:t>9</w:t>
             </w:r>
             <w:r>
               <w:rPr>
@@ -876,7 +876,7 @@
                 <w:noProof/>
                 <w:webHidden/>
               </w:rPr>
-              <w:t>11</w:t>
+              <w:t>10</w:t>
             </w:r>
             <w:r>
               <w:rPr>
@@ -947,7 +947,7 @@
                 <w:noProof/>
                 <w:webHidden/>
               </w:rPr>
-              <w:t>11</w:t>
+              <w:t>10</w:t>
             </w:r>
             <w:r>
               <w:rPr>
@@ -1018,7 +1018,7 @@
                 <w:noProof/>
                 <w:webHidden/>
               </w:rPr>
-              <w:t>11</w:t>
+              <w:t>10</w:t>
             </w:r>
             <w:r>
               <w:rPr>
@@ -1089,7 +1089,7 @@
                 <w:noProof/>
                 <w:webHidden/>
               </w:rPr>
-              <w:t>11</w:t>
+              <w:t>10</w:t>
             </w:r>
             <w:r>
               <w:rPr>
@@ -1160,7 +1160,7 @@
                 <w:noProof/>
                 <w:webHidden/>
               </w:rPr>
-              <w:t>11</w:t>
+              <w:t>10</w:t>
             </w:r>
             <w:r>
               <w:rPr>
@@ -1231,7 +1231,7 @@
                 <w:noProof/>
                 <w:webHidden/>
               </w:rPr>
-              <w:t>12</w:t>
+              <w:t>11</w:t>
             </w:r>
             <w:r>
               <w:rPr>
@@ -1302,7 +1302,7 @@
                 <w:noProof/>
                 <w:webHidden/>
               </w:rPr>
-              <w:t>12</w:t>
+              <w:t>11</w:t>
             </w:r>
             <w:r>
               <w:rPr>
@@ -1373,7 +1373,7 @@
                 <w:noProof/>
                 <w:webHidden/>
               </w:rPr>
-              <w:t>13</w:t>
+              <w:t>12</w:t>
             </w:r>
             <w:r>
               <w:rPr>
@@ -1444,7 +1444,7 @@
                 <w:noProof/>
                 <w:webHidden/>
               </w:rPr>
-              <w:t>13</w:t>
+              <w:t>12</w:t>
             </w:r>
             <w:r>
               <w:rPr>
@@ -1515,7 +1515,7 @@
                 <w:noProof/>
                 <w:webHidden/>
               </w:rPr>
-              <w:t>13</w:t>
+              <w:t>12</w:t>
             </w:r>
             <w:r>
               <w:rPr>
@@ -1586,7 +1586,7 @@
                 <w:noProof/>
                 <w:webHidden/>
               </w:rPr>
-              <w:t>13</w:t>
+              <w:t>12</w:t>
             </w:r>
             <w:r>
               <w:rPr>
@@ -1657,7 +1657,7 @@
                 <w:noProof/>
                 <w:webHidden/>
               </w:rPr>
-              <w:t>14</w:t>
+              <w:t>13</w:t>
             </w:r>
             <w:r>
               <w:rPr>
@@ -1728,7 +1728,7 @@
                 <w:noProof/>
                 <w:webHidden/>
               </w:rPr>
-              <w:t>14</w:t>
+              <w:t>13</w:t>
             </w:r>
             <w:r>
               <w:rPr>
@@ -1798,7 +1798,7 @@
                 <w:noProof/>
                 <w:webHidden/>
               </w:rPr>
-              <w:t>14</w:t>
+              <w:t>13</w:t>
             </w:r>
             <w:r>
               <w:rPr>
@@ -1868,7 +1868,7 @@
                 <w:noProof/>
                 <w:webHidden/>
               </w:rPr>
-              <w:t>14</w:t>
+              <w:t>13</w:t>
             </w:r>
             <w:r>
               <w:rPr>
@@ -1938,7 +1938,7 @@
                 <w:noProof/>
                 <w:webHidden/>
               </w:rPr>
-              <w:t>23</w:t>
+              <w:t>25</w:t>
             </w:r>
             <w:r>
               <w:rPr>
@@ -2008,7 +2008,7 @@
                 <w:noProof/>
                 <w:webHidden/>
               </w:rPr>
-              <w:t>23</w:t>
+              <w:t>25</w:t>
             </w:r>
             <w:r>
               <w:rPr>
@@ -2078,7 +2078,7 @@
                 <w:noProof/>
                 <w:webHidden/>
               </w:rPr>
-              <w:t>23</w:t>
+              <w:t>25</w:t>
             </w:r>
             <w:r>
               <w:rPr>
@@ -2148,7 +2148,7 @@
                 <w:noProof/>
                 <w:webHidden/>
               </w:rPr>
-              <w:t>23</w:t>
+              <w:t>25</w:t>
             </w:r>
             <w:r>
               <w:rPr>
@@ -2218,7 +2218,7 @@
                 <w:noProof/>
                 <w:webHidden/>
               </w:rPr>
-              <w:t>23</w:t>
+              <w:t>25</w:t>
             </w:r>
             <w:r>
               <w:rPr>
@@ -2288,7 +2288,7 @@
                 <w:noProof/>
                 <w:webHidden/>
               </w:rPr>
-              <w:t>23</w:t>
+              <w:t>26</w:t>
             </w:r>
             <w:r>
               <w:rPr>
@@ -2358,7 +2358,7 @@
                 <w:noProof/>
                 <w:webHidden/>
               </w:rPr>
-              <w:t>23</w:t>
+              <w:t>26</w:t>
             </w:r>
             <w:r>
               <w:rPr>
@@ -2428,7 +2428,7 @@
                 <w:noProof/>
                 <w:webHidden/>
               </w:rPr>
-              <w:t>23</w:t>
+              <w:t>26</w:t>
             </w:r>
             <w:r>
               <w:rPr>
@@ -2498,7 +2498,7 @@
                 <w:noProof/>
                 <w:webHidden/>
               </w:rPr>
-              <w:t>24</w:t>
+              <w:t>26</w:t>
             </w:r>
             <w:r>
               <w:rPr>
@@ -2568,7 +2568,7 @@
                 <w:noProof/>
                 <w:webHidden/>
               </w:rPr>
-              <w:t>24</w:t>
+              <w:t>26</w:t>
             </w:r>
             <w:r>
               <w:rPr>
@@ -2638,7 +2638,7 @@
                 <w:noProof/>
                 <w:webHidden/>
               </w:rPr>
-              <w:t>24</w:t>
+              <w:t>26</w:t>
             </w:r>
             <w:r>
               <w:rPr>
@@ -2708,7 +2708,7 @@
                 <w:noProof/>
                 <w:webHidden/>
               </w:rPr>
-              <w:t>24</w:t>
+              <w:t>26</w:t>
             </w:r>
             <w:r>
               <w:rPr>
@@ -8680,7 +8680,6 @@
                 <w:color w:val="auto"/>
               </w:rPr>
             </w:pPr>
-            <w:proofErr w:type="spellStart"/>
             <w:r>
               <w:rPr>
                 <w:rFonts w:ascii="Arial" w:eastAsia="Arial" w:hAnsi="Arial" w:cs="Arial"/>
@@ -8690,7 +8689,6 @@
               </w:rPr>
               <w:t>ProductsId</w:t>
             </w:r>
-            <w:proofErr w:type="spellEnd"/>
           </w:p>
         </w:tc>
         <w:tc>
@@ -8807,7 +8805,6 @@
                 <w:color w:val="auto"/>
               </w:rPr>
             </w:pPr>
-            <w:proofErr w:type="spellStart"/>
             <w:r>
               <w:rPr>
                 <w:rFonts w:ascii="Arial" w:eastAsia="Arial" w:hAnsi="Arial" w:cs="Arial"/>
@@ -8817,7 +8814,6 @@
               </w:rPr>
               <w:t>ProducersId</w:t>
             </w:r>
-            <w:proofErr w:type="spellEnd"/>
           </w:p>
         </w:tc>
         <w:tc>
@@ -9479,7 +9475,6 @@
                 <w:color w:val="auto"/>
               </w:rPr>
             </w:pPr>
-            <w:proofErr w:type="spellStart"/>
             <w:r>
               <w:rPr>
                 <w:rFonts w:ascii="Arial" w:eastAsia="Arial" w:hAnsi="Arial" w:cs="Arial"/>
@@ -9489,7 +9484,6 @@
               </w:rPr>
               <w:t>IsAvailable</w:t>
             </w:r>
-            <w:proofErr w:type="spellEnd"/>
           </w:p>
         </w:tc>
         <w:tc>
@@ -9615,7 +9609,6 @@
                 <w:color w:val="auto"/>
               </w:rPr>
             </w:pPr>
-            <w:proofErr w:type="spellStart"/>
             <w:r>
               <w:rPr>
                 <w:rFonts w:ascii="Arial" w:eastAsia="Arial" w:hAnsi="Arial" w:cs="Arial"/>
@@ -9625,7 +9618,6 @@
               </w:rPr>
               <w:t>ImageUrl</w:t>
             </w:r>
-            <w:proofErr w:type="spellEnd"/>
           </w:p>
         </w:tc>
         <w:tc>
@@ -14172,6 +14164,7 @@
           </w:tcPr>
           <w:p>
             <w:r>
+              <w:lastRenderedPageBreak/>
               <w:t>14/04/26</w:t>
             </w:r>
           </w:p>
@@ -14249,6 +14242,7 @@
           </w:tcPr>
           <w:p>
             <w:r>
+              <w:lastRenderedPageBreak/>
               <w:t>14/04/26</w:t>
             </w:r>
           </w:p>
@@ -14794,6 +14788,7 @@
           </w:tcPr>
           <w:p>
             <w:r>
+              <w:lastRenderedPageBreak/>
               <w:t>20/04/26</w:t>
             </w:r>
           </w:p>
@@ -15049,6 +15044,7 @@
           </w:tcPr>
           <w:p>
             <w:r>
+              <w:lastRenderedPageBreak/>
               <w:t>20/04/26</w:t>
             </w:r>
           </w:p>
@@ -15288,6 +15284,7 @@
           </w:tcPr>
           <w:p>
             <w:r>
+              <w:lastRenderedPageBreak/>
               <w:t>21/04/26</w:t>
             </w:r>
           </w:p>
@@ -15520,6 +15517,7 @@
           </w:tcPr>
           <w:p>
             <w:r>
+              <w:lastRenderedPageBreak/>
               <w:t>22/04/26</w:t>
             </w:r>
           </w:p>
@@ -15766,6 +15764,7 @@
           </w:tcPr>
           <w:p>
             <w:r>
+              <w:lastRenderedPageBreak/>
               <w:t>22/04/26</w:t>
             </w:r>
           </w:p>
@@ -15951,6 +15950,7 @@
           </w:tcPr>
           <w:p>
             <w:r>
+              <w:lastRenderedPageBreak/>
               <w:t>23/04/26</w:t>
             </w:r>
           </w:p>
@@ -16709,6 +16709,7 @@
           </w:tcPr>
           <w:p>
             <w:r>
+              <w:lastRenderedPageBreak/>
               <w:t>23/04/26</w:t>
             </w:r>
           </w:p>
@@ -17167,6 +17168,7 @@
           </w:tcPr>
           <w:p>
             <w:r>
+              <w:lastRenderedPageBreak/>
               <w:t>24/04/26</w:t>
             </w:r>
           </w:p>
@@ -17520,7 +17522,7 @@
               </wp:anchor>
             </w:drawing>
           </mc:Choice>
-          <mc:Fallback xmlns:oel="http://schemas.microsoft.com/office/2019/extlst" xmlns:w16du="http://schemas.microsoft.com/office/word/2023/wordml/word16du" xmlns:w16sdtfl="http://schemas.microsoft.com/office/word/2024/wordml/sdtformatlock">
+          <mc:Fallback xmlns:w16sdtfl="http://schemas.microsoft.com/office/word/2024/wordml/sdtformatlock" xmlns:w16du="http://schemas.microsoft.com/office/word/2023/wordml/word16du" xmlns:oel="http://schemas.microsoft.com/office/2019/extlst">
             <w:pict>
               <v:oval w14:anchorId="6664DEE9" id="Oval 7" o:spid="_x0000_s1026" style="position:absolute;margin-left:86.25pt;margin-top:21.55pt;width:15.75pt;height:15.75pt;z-index:251659264;visibility:visible;mso-wrap-style:square;mso-wrap-distance-left:9pt;mso-wrap-distance-top:0;mso-wrap-distance-right:9pt;mso-wrap-distance-bottom:0;mso-position-horizontal:absolute;mso-position-horizontal-relative:text;mso-position-vertical:absolute;mso-position-vertical-relative:text;v-text-anchor:middle" o:gfxdata="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" fillcolor="#0b0f14" strokecolor="#1f3763 [1604]" strokeweight="1pt">
                 <v:stroke joinstyle="miter"/>
@@ -17644,7 +17646,7 @@
               </wp:anchor>
             </w:drawing>
           </mc:Choice>
-          <mc:Fallback xmlns:oel="http://schemas.microsoft.com/office/2019/extlst" xmlns:w16du="http://schemas.microsoft.com/office/word/2023/wordml/word16du" xmlns:w16sdtfl="http://schemas.microsoft.com/office/word/2024/wordml/sdtformatlock">
+          <mc:Fallback xmlns:w16sdtfl="http://schemas.microsoft.com/office/word/2024/wordml/sdtformatlock" xmlns:w16du="http://schemas.microsoft.com/office/word/2023/wordml/word16du" xmlns:oel="http://schemas.microsoft.com/office/2019/extlst">
             <w:pict>
               <v:oval w14:anchorId="7C27773B" id="Oval 8" o:spid="_x0000_s1026" style="position:absolute;margin-left:435.75pt;margin-top:.75pt;width:15.75pt;height:15.75pt;z-index:251661312;visibility:visible;mso-wrap-style:square;mso-wrap-distance-left:9pt;mso-wrap-distance-top:0;mso-wrap-distance-right:9pt;mso-wrap-distance-bottom:0;mso-position-horizontal:absolute;mso-position-horizontal-relative:text;mso-position-vertical:absolute;mso-position-vertical-relative:text;v-text-anchor:middle" o:gfxdata="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" fillcolor="#111827" strokecolor="#1f3763 [1604]" strokeweight="1pt">
                 <v:stroke joinstyle="miter"/>
@@ -17762,7 +17764,7 @@
               </wp:anchor>
             </w:drawing>
           </mc:Choice>
-          <mc:Fallback xmlns:oel="http://schemas.microsoft.com/office/2019/extlst" xmlns:w16du="http://schemas.microsoft.com/office/word/2023/wordml/word16du" xmlns:w16sdtfl="http://schemas.microsoft.com/office/word/2024/wordml/sdtformatlock">
+          <mc:Fallback xmlns:w16sdtfl="http://schemas.microsoft.com/office/word/2024/wordml/sdtformatlock" xmlns:w16du="http://schemas.microsoft.com/office/word/2023/wordml/word16du" xmlns:oel="http://schemas.microsoft.com/office/2019/extlst">
             <w:pict>
               <v:oval w14:anchorId="14C0D5DA" id="Oval 9" o:spid="_x0000_s1026" style="position:absolute;margin-left:130.5pt;margin-top:.7pt;width:15.75pt;height:15.75pt;z-index:251663360;visibility:visible;mso-wrap-style:square;mso-wrap-distance-left:9pt;mso-wrap-distance-top:0;mso-wrap-distance-right:9pt;mso-wrap-distance-bottom:0;mso-position-horizontal:absolute;mso-position-horizontal-relative:text;mso-position-vertical:absolute;mso-position-vertical-relative:text;v-text-anchor:middle" o:gfxdata="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" fillcolor="#e5e8eb" strokecolor="#1f3763 [1604]" strokeweight="1pt">
                 <v:stroke joinstyle="miter"/>
@@ -17868,7 +17870,7 @@
               </wp:anchor>
             </w:drawing>
           </mc:Choice>
-          <mc:Fallback xmlns:oel="http://schemas.microsoft.com/office/2019/extlst" xmlns:w16du="http://schemas.microsoft.com/office/word/2023/wordml/word16du" xmlns:w16sdtfl="http://schemas.microsoft.com/office/word/2024/wordml/sdtformatlock">
+          <mc:Fallback xmlns:w16sdtfl="http://schemas.microsoft.com/office/word/2024/wordml/sdtformatlock" xmlns:w16du="http://schemas.microsoft.com/office/word/2023/wordml/word16du" xmlns:oel="http://schemas.microsoft.com/office/2019/extlst">
             <w:pict>
               <v:oval w14:anchorId="531E6A65" id="Oval 10" o:spid="_x0000_s1026" style="position:absolute;margin-left:130.5pt;margin-top:.7pt;width:15.75pt;height:15.75pt;z-index:251665408;visibility:visible;mso-wrap-style:square;mso-wrap-distance-left:9pt;mso-wrap-distance-top:0;mso-wrap-distance-right:9pt;mso-wrap-distance-bottom:0;mso-position-horizontal:absolute;mso-position-horizontal-relative:text;mso-position-vertical:absolute;mso-position-vertical-relative:text;v-text-anchor:middle" o:gfxdata="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" fillcolor="#9ca3af" strokecolor="#1f3763 [1604]" strokeweight="1pt">
                 <v:stroke joinstyle="miter"/>
@@ -17987,7 +17989,7 @@
               </wp:anchor>
             </w:drawing>
           </mc:Choice>
-          <mc:Fallback xmlns:oel="http://schemas.microsoft.com/office/2019/extlst" xmlns:w16du="http://schemas.microsoft.com/office/word/2023/wordml/word16du" xmlns:w16sdtfl="http://schemas.microsoft.com/office/word/2024/wordml/sdtformatlock">
+          <mc:Fallback xmlns:w16sdtfl="http://schemas.microsoft.com/office/word/2024/wordml/sdtformatlock" xmlns:w16du="http://schemas.microsoft.com/office/word/2023/wordml/word16du" xmlns:oel="http://schemas.microsoft.com/office/2019/extlst">
             <w:pict>
               <v:oval w14:anchorId="318B6882" id="Oval 11" o:spid="_x0000_s1026" style="position:absolute;margin-left:131.25pt;margin-top:.75pt;width:15.75pt;height:15.75pt;z-index:251667456;visibility:visible;mso-wrap-style:square;mso-wrap-distance-left:9pt;mso-wrap-distance-top:0;mso-wrap-distance-right:9pt;mso-wrap-distance-bottom:0;mso-position-horizontal:absolute;mso-position-horizontal-relative:text;mso-position-vertical:absolute;mso-position-vertical-relative:text;v-text-anchor:middle" o:gfxdata="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" fillcolor="#22c55e" strokecolor="#1f3763 [1604]" strokeweight="1pt">
                 <v:stroke joinstyle="miter"/>
@@ -18093,7 +18095,7 @@
               </wp:anchor>
             </w:drawing>
           </mc:Choice>
-          <mc:Fallback xmlns:oel="http://schemas.microsoft.com/office/2019/extlst" xmlns:w16du="http://schemas.microsoft.com/office/word/2023/wordml/word16du" xmlns:w16sdtfl="http://schemas.microsoft.com/office/word/2024/wordml/sdtformatlock">
+          <mc:Fallback xmlns:w16sdtfl="http://schemas.microsoft.com/office/word/2024/wordml/sdtformatlock" xmlns:w16du="http://schemas.microsoft.com/office/word/2023/wordml/word16du" xmlns:oel="http://schemas.microsoft.com/office/2019/extlst">
             <w:pict>
               <v:oval w14:anchorId="4837062D" id="Oval 12" o:spid="_x0000_s1026" style="position:absolute;margin-left:177pt;margin-top:1.5pt;width:15.75pt;height:15.75pt;z-index:251669504;visibility:visible;mso-wrap-style:square;mso-wrap-distance-left:9pt;mso-wrap-distance-top:0;mso-wrap-distance-right:9pt;mso-wrap-distance-bottom:0;mso-position-horizontal:absolute;mso-position-horizontal-relative:text;mso-position-vertical:absolute;mso-position-vertical-relative:text;v-text-anchor:middle" o:gfxdata="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" fillcolor="#4ade80" strokecolor="#1f3763 [1604]" strokeweight="1pt">
                 <v:stroke joinstyle="miter"/>
@@ -18238,7 +18240,7 @@
               </wp:anchor>
             </w:drawing>
           </mc:Choice>
-          <mc:Fallback xmlns:oel="http://schemas.microsoft.com/office/2019/extlst" xmlns:w16du="http://schemas.microsoft.com/office/word/2023/wordml/word16du" xmlns:w16sdtfl="http://schemas.microsoft.com/office/word/2024/wordml/sdtformatlock">
+          <mc:Fallback xmlns:w16sdtfl="http://schemas.microsoft.com/office/word/2024/wordml/sdtformatlock" xmlns:w16du="http://schemas.microsoft.com/office/word/2023/wordml/word16du" xmlns:oel="http://schemas.microsoft.com/office/2019/extlst">
             <w:pict>
               <v:oval w14:anchorId="1878C806" id="Oval 13" o:spid="_x0000_s1026" style="position:absolute;margin-left:264.75pt;margin-top:2.2pt;width:15.75pt;height:15.75pt;z-index:251671552;visibility:visible;mso-wrap-style:square;mso-wrap-distance-left:9pt;mso-wrap-distance-top:0;mso-wrap-distance-right:9pt;mso-wrap-distance-bottom:0;mso-position-horizontal:absolute;mso-position-horizontal-relative:text;mso-position-vertical:absolute;mso-position-vertical-relative:text;v-text-anchor:middle" o:gfxdata="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" fillcolor="#f7fdf9" strokecolor="#1f3763 [1604]" strokeweight="1pt">
                 <v:stroke joinstyle="miter"/>
@@ -18351,7 +18353,7 @@
               </wp:anchor>
             </w:drawing>
           </mc:Choice>
-          <mc:Fallback xmlns:oel="http://schemas.microsoft.com/office/2019/extlst" xmlns:w16du="http://schemas.microsoft.com/office/word/2023/wordml/word16du" xmlns:w16sdtfl="http://schemas.microsoft.com/office/word/2024/wordml/sdtformatlock">
+          <mc:Fallback xmlns:w16sdtfl="http://schemas.microsoft.com/office/word/2024/wordml/sdtformatlock" xmlns:w16du="http://schemas.microsoft.com/office/word/2023/wordml/word16du" xmlns:oel="http://schemas.microsoft.com/office/2019/extlst">
             <w:pict>
               <v:oval w14:anchorId="17B30DF0" id="Oval 14" o:spid="_x0000_s1026" style="position:absolute;margin-left:205.5pt;margin-top:.8pt;width:15.75pt;height:15.75pt;z-index:251673600;visibility:visible;mso-wrap-style:square;mso-wrap-distance-left:9pt;mso-wrap-distance-top:0;mso-wrap-distance-right:9pt;mso-wrap-distance-bottom:0;mso-position-horizontal:absolute;mso-position-horizontal-relative:text;mso-position-vertical:absolute;mso-position-vertical-relative:text;v-text-anchor:middle" o:gfxdata="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" fillcolor="white [3212]" strokecolor="#1f3763 [1604]" strokeweight="1pt">
                 <v:stroke joinstyle="miter"/>
@@ -18469,7 +18471,7 @@
               </wp:anchor>
             </w:drawing>
           </mc:Choice>
-          <mc:Fallback xmlns:oel="http://schemas.microsoft.com/office/2019/extlst" xmlns:w16du="http://schemas.microsoft.com/office/word/2023/wordml/word16du" xmlns:w16sdtfl="http://schemas.microsoft.com/office/word/2024/wordml/sdtformatlock">
+          <mc:Fallback xmlns:w16sdtfl="http://schemas.microsoft.com/office/word/2024/wordml/sdtformatlock" xmlns:w16du="http://schemas.microsoft.com/office/word/2023/wordml/word16du" xmlns:oel="http://schemas.microsoft.com/office/2019/extlst">
             <w:pict>
               <v:oval w14:anchorId="40A68B6B" id="Oval 15" o:spid="_x0000_s1026" style="position:absolute;margin-left:238.5pt;margin-top:3pt;width:15.75pt;height:15.75pt;z-index:251675648;visibility:visible;mso-wrap-style:square;mso-wrap-distance-left:9pt;mso-wrap-distance-top:0;mso-wrap-distance-right:9pt;mso-wrap-distance-bottom:0;mso-position-horizontal:absolute;mso-position-horizontal-relative:text;mso-position-vertical:absolute;mso-position-vertical-relative:text;v-text-anchor:middle" o:gfxdata="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" fillcolor="#111827" strokecolor="#1f3763 [1604]" strokeweight="1pt">
                 <v:stroke joinstyle="miter"/>
@@ -18575,7 +18577,7 @@
               </wp:anchor>
             </w:drawing>
           </mc:Choice>
-          <mc:Fallback xmlns:oel="http://schemas.microsoft.com/office/2019/extlst" xmlns:w16du="http://schemas.microsoft.com/office/word/2023/wordml/word16du" xmlns:w16sdtfl="http://schemas.microsoft.com/office/word/2024/wordml/sdtformatlock">
+          <mc:Fallback xmlns:w16sdtfl="http://schemas.microsoft.com/office/word/2024/wordml/sdtformatlock" xmlns:w16du="http://schemas.microsoft.com/office/word/2023/wordml/word16du" xmlns:oel="http://schemas.microsoft.com/office/2019/extlst">
             <w:pict>
               <v:oval w14:anchorId="70E5CFAA" id="Oval 16" o:spid="_x0000_s1026" style="position:absolute;margin-left:129pt;margin-top:.7pt;width:15.75pt;height:15.75pt;z-index:251677696;visibility:visible;mso-wrap-style:square;mso-wrap-distance-left:9pt;mso-wrap-distance-top:0;mso-wrap-distance-right:9pt;mso-wrap-distance-bottom:0;mso-position-horizontal:absolute;mso-position-horizontal-relative:text;mso-position-vertical:absolute;mso-position-vertical-relative:text;v-text-anchor:middle" o:gfxdata="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" fillcolor="#6b7280" strokecolor="#1f3763 [1604]" strokeweight="1pt">
                 <v:stroke joinstyle="miter"/>
@@ -18700,7 +18702,7 @@
               </wp:anchor>
             </w:drawing>
           </mc:Choice>
-          <mc:Fallback xmlns:oel="http://schemas.microsoft.com/office/2019/extlst" xmlns:w16du="http://schemas.microsoft.com/office/word/2023/wordml/word16du" xmlns:w16sdtfl="http://schemas.microsoft.com/office/word/2024/wordml/sdtformatlock">
+          <mc:Fallback xmlns:w16sdtfl="http://schemas.microsoft.com/office/word/2024/wordml/sdtformatlock" xmlns:w16du="http://schemas.microsoft.com/office/word/2023/wordml/word16du" xmlns:oel="http://schemas.microsoft.com/office/2019/extlst">
             <w:pict>
               <v:oval w14:anchorId="5E2F8608" id="Oval 17" o:spid="_x0000_s1026" style="position:absolute;margin-left:132pt;margin-top:.7pt;width:15.75pt;height:15.75pt;z-index:251679744;visibility:visible;mso-wrap-style:square;mso-wrap-distance-left:9pt;mso-wrap-distance-top:0;mso-wrap-distance-right:9pt;mso-wrap-distance-bottom:0;mso-position-horizontal:absolute;mso-position-horizontal-relative:text;mso-position-vertical:absolute;mso-position-vertical-relative:text;v-text-anchor:middle" o:gfxdata="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" fillcolor="#16a34a" strokecolor="#1f3763 [1604]" strokeweight="1pt">
                 <v:stroke joinstyle="miter"/>
@@ -18806,7 +18808,7 @@
               </wp:anchor>
             </w:drawing>
           </mc:Choice>
-          <mc:Fallback xmlns:oel="http://schemas.microsoft.com/office/2019/extlst" xmlns:w16du="http://schemas.microsoft.com/office/word/2023/wordml/word16du" xmlns:w16sdtfl="http://schemas.microsoft.com/office/word/2024/wordml/sdtformatlock">
+          <mc:Fallback xmlns:w16sdtfl="http://schemas.microsoft.com/office/word/2024/wordml/sdtformatlock" xmlns:w16du="http://schemas.microsoft.com/office/word/2023/wordml/word16du" xmlns:oel="http://schemas.microsoft.com/office/2019/extlst">
             <w:pict>
               <v:oval w14:anchorId="6F9D50B0" id="Oval 18" o:spid="_x0000_s1026" style="position:absolute;margin-left:177.75pt;margin-top:.75pt;width:15.75pt;height:15.75pt;z-index:251681792;visibility:visible;mso-wrap-style:square;mso-wrap-distance-left:9pt;mso-wrap-distance-top:0;mso-wrap-distance-right:9pt;mso-wrap-distance-bottom:0;mso-position-horizontal:absolute;mso-position-horizontal-relative:text;mso-position-vertical:absolute;mso-position-vertical-relative:text;v-text-anchor:middle" o:gfxdata="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" fillcolor="#15803d" strokecolor="#1f3763 [1604]" strokeweight="1pt">
                 <v:stroke joinstyle="miter"/>
@@ -18950,7 +18952,7 @@
               </wp:anchor>
             </w:drawing>
           </mc:Choice>
-          <mc:Fallback xmlns:oel="http://schemas.microsoft.com/office/2019/extlst" xmlns:w16du="http://schemas.microsoft.com/office/word/2023/wordml/word16du" xmlns:w16sdtfl="http://schemas.microsoft.com/office/word/2024/wordml/sdtformatlock">
+          <mc:Fallback xmlns:w16sdtfl="http://schemas.microsoft.com/office/word/2024/wordml/sdtformatlock" xmlns:w16du="http://schemas.microsoft.com/office/word/2023/wordml/word16du" xmlns:oel="http://schemas.microsoft.com/office/2019/extlst">
             <w:pict>
               <v:oval w14:anchorId="59FF399C" id="Oval 20" o:spid="_x0000_s1026" style="position:absolute;margin-left:145.5pt;margin-top:18.3pt;width:15.75pt;height:15.75pt;z-index:251685888;visibility:visible;mso-wrap-style:square;mso-wrap-distance-left:9pt;mso-wrap-distance-top:0;mso-wrap-distance-right:9pt;mso-wrap-distance-bottom:0;mso-position-horizontal:absolute;mso-position-horizontal-relative:text;mso-position-vertical:absolute;mso-position-vertical-relative:text;v-text-anchor:middle" o:gfxdata="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" fillcolor="#111827" strokecolor="#1f3763 [1604]" strokeweight="1pt">
                 <v:stroke joinstyle="miter"/>
@@ -19042,7 +19044,7 @@
               </wp:anchor>
             </w:drawing>
           </mc:Choice>
-          <mc:Fallback xmlns:oel="http://schemas.microsoft.com/office/2019/extlst" xmlns:w16du="http://schemas.microsoft.com/office/word/2023/wordml/word16du" xmlns:w16sdtfl="http://schemas.microsoft.com/office/word/2024/wordml/sdtformatlock">
+          <mc:Fallback xmlns:w16sdtfl="http://schemas.microsoft.com/office/word/2024/wordml/sdtformatlock" xmlns:w16du="http://schemas.microsoft.com/office/word/2023/wordml/word16du" xmlns:oel="http://schemas.microsoft.com/office/2019/extlst">
             <w:pict>
               <v:oval w14:anchorId="1A8D583B" id="Oval 19" o:spid="_x0000_s1026" style="position:absolute;margin-left:143.25pt;margin-top:17.7pt;width:15.75pt;height:15.75pt;z-index:251683840;visibility:visible;mso-wrap-style:square;mso-wrap-distance-left:9pt;mso-wrap-distance-top:0;mso-wrap-distance-right:9pt;mso-wrap-distance-bottom:0;mso-position-horizontal:absolute;mso-position-horizontal-relative:text;mso-position-vertical:absolute;mso-position-vertical-relative:text;v-text-anchor:middle" o:gfxdata="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" fillcolor="white [3212]" strokecolor="#1f3763 [1604]" strokeweight="1pt">
                 <v:stroke joinstyle="miter"/>
@@ -19262,7 +19264,7 @@
               </wp:anchor>
             </w:drawing>
           </mc:Choice>
-          <mc:Fallback xmlns:oel="http://schemas.microsoft.com/office/2019/extlst" xmlns:w16du="http://schemas.microsoft.com/office/word/2023/wordml/word16du" xmlns:w16sdtfl="http://schemas.microsoft.com/office/word/2024/wordml/sdtformatlock">
+          <mc:Fallback xmlns:w16sdtfl="http://schemas.microsoft.com/office/word/2024/wordml/sdtformatlock" xmlns:w16du="http://schemas.microsoft.com/office/word/2023/wordml/word16du" xmlns:oel="http://schemas.microsoft.com/office/2019/extlst">
             <w:pict>
               <v:oval w14:anchorId="5710EE66" id="Oval 21" o:spid="_x0000_s1026" style="position:absolute;margin-left:329.25pt;margin-top:2.95pt;width:15.75pt;height:15.75pt;z-index:251687936;visibility:visible;mso-wrap-style:square;mso-wrap-distance-left:9pt;mso-wrap-distance-top:0;mso-wrap-distance-right:9pt;mso-wrap-distance-bottom:0;mso-position-horizontal:absolute;mso-position-horizontal-relative:text;mso-position-vertical:absolute;mso-position-vertical-relative:text;v-text-anchor:middle" o:gfxdata="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" fillcolor="#84cc16" strokecolor="#1f3763 [1604]" strokeweight="1pt">
                 <v:stroke joinstyle="miter"/>
@@ -19361,7 +19363,7 @@
               </wp:anchor>
             </w:drawing>
           </mc:Choice>
-          <mc:Fallback xmlns:oel="http://schemas.microsoft.com/office/2019/extlst" xmlns:w16du="http://schemas.microsoft.com/office/word/2023/wordml/word16du" xmlns:w16sdtfl="http://schemas.microsoft.com/office/word/2024/wordml/sdtformatlock">
+          <mc:Fallback xmlns:w16sdtfl="http://schemas.microsoft.com/office/word/2024/wordml/sdtformatlock" xmlns:w16du="http://schemas.microsoft.com/office/word/2023/wordml/word16du" xmlns:oel="http://schemas.microsoft.com/office/2019/extlst">
             <w:pict>
               <v:oval w14:anchorId="73566596" id="Oval 22" o:spid="_x0000_s1026" style="position:absolute;margin-left:188.25pt;margin-top:1.45pt;width:15.75pt;height:15.75pt;z-index:251689984;visibility:visible;mso-wrap-style:square;mso-wrap-distance-left:9pt;mso-wrap-distance-top:0;mso-wrap-distance-right:9pt;mso-wrap-distance-bottom:0;mso-position-horizontal:absolute;mso-position-horizontal-relative:text;mso-position-vertical:absolute;mso-position-vertical-relative:text;v-text-anchor:middle" o:gfxdata="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" fillcolor="#22c55e" strokecolor="#1f3763 [1604]" strokeweight="1pt">
                 <v:stroke joinstyle="miter"/>
@@ -19460,7 +19462,7 @@
               </wp:anchor>
             </w:drawing>
           </mc:Choice>
-          <mc:Fallback xmlns:oel="http://schemas.microsoft.com/office/2019/extlst" xmlns:w16du="http://schemas.microsoft.com/office/word/2023/wordml/word16du" xmlns:w16sdtfl="http://schemas.microsoft.com/office/word/2024/wordml/sdtformatlock">
+          <mc:Fallback xmlns:w16sdtfl="http://schemas.microsoft.com/office/word/2024/wordml/sdtformatlock" xmlns:w16du="http://schemas.microsoft.com/office/word/2023/wordml/word16du" xmlns:oel="http://schemas.microsoft.com/office/2019/extlst">
             <w:pict>
               <v:oval w14:anchorId="7248E0C2" id="Oval 23" o:spid="_x0000_s1026" style="position:absolute;margin-left:140.25pt;margin-top:1.5pt;width:15.75pt;height:15.75pt;z-index:251692032;visibility:visible;mso-wrap-style:square;mso-wrap-distance-left:9pt;mso-wrap-distance-top:0;mso-wrap-distance-right:9pt;mso-wrap-distance-bottom:0;mso-position-horizontal:absolute;mso-position-horizontal-relative:text;mso-position-vertical:absolute;mso-position-vertical-relative:text;v-text-anchor:middle" o:gfxdata="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" fillcolor="#f59e0b" strokecolor="#1f3763 [1604]" strokeweight="1pt">
                 <v:stroke joinstyle="miter"/>
@@ -19559,7 +19561,7 @@
               </wp:anchor>
             </w:drawing>
           </mc:Choice>
-          <mc:Fallback xmlns:oel="http://schemas.microsoft.com/office/2019/extlst" xmlns:w16du="http://schemas.microsoft.com/office/word/2023/wordml/word16du" xmlns:w16sdtfl="http://schemas.microsoft.com/office/word/2024/wordml/sdtformatlock">
+          <mc:Fallback xmlns:w16sdtfl="http://schemas.microsoft.com/office/word/2024/wordml/sdtformatlock" xmlns:w16du="http://schemas.microsoft.com/office/word/2023/wordml/word16du" xmlns:oel="http://schemas.microsoft.com/office/2019/extlst">
             <w:pict>
               <v:oval w14:anchorId="6FF49A60" id="Oval 24" o:spid="_x0000_s1026" style="position:absolute;margin-left:120.75pt;margin-top:2.25pt;width:15.75pt;height:15.75pt;z-index:251694080;visibility:visible;mso-wrap-style:square;mso-wrap-distance-left:9pt;mso-wrap-distance-top:0;mso-wrap-distance-right:9pt;mso-wrap-distance-bottom:0;mso-position-horizontal:absolute;mso-position-horizontal-relative:text;mso-position-vertical:absolute;mso-position-vertical-relative:text;v-text-anchor:middle" o:gfxdata="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" fillcolor="#ef4444" strokecolor="#1f3763 [1604]" strokeweight="1pt">
                 <v:stroke joinstyle="miter"/>
